--- a/docs/prd-docx-v2/品牌网页端/首页看板.docx
+++ b/docs/prd-docx-v2/品牌网页端/首页看板.docx
@@ -1442,7 +1442,7 @@
                 <w:rFonts w:ascii="宋体" w:hAnsi="宋体" w:eastAsia="宋体"/>
                 <w:sz w:val="21"/>
               </w:rPr>
-              <w:t>`mock-data.js`</w:t>
+              <w:t>原型数据</w:t>
             </w:r>
           </w:p>
         </w:tc>
@@ -1486,7 +1486,7 @@
                 <w:rFonts w:ascii="宋体" w:hAnsi="宋体" w:eastAsia="宋体"/>
                 <w:sz w:val="21"/>
               </w:rPr>
-              <w:t>`mock-data.js`</w:t>
+              <w:t>原型数据</w:t>
             </w:r>
           </w:p>
         </w:tc>
@@ -1530,7 +1530,7 @@
                 <w:rFonts w:ascii="宋体" w:hAnsi="宋体" w:eastAsia="宋体"/>
                 <w:sz w:val="21"/>
               </w:rPr>
-              <w:t>`mock-data.js`</w:t>
+              <w:t>原型数据</w:t>
             </w:r>
           </w:p>
         </w:tc>
@@ -1560,7 +1560,7 @@
                 <w:rFonts w:ascii="宋体" w:hAnsi="宋体" w:eastAsia="宋体"/>
                 <w:sz w:val="21"/>
               </w:rPr>
-              <w:t>`localStorage.getItem(SHIPMENT_KEY)`</w:t>
+              <w:t>`浏览器本地缓存.getItem(SHIPMENT_KEY)`</w:t>
             </w:r>
           </w:p>
         </w:tc>
@@ -1618,7 +1618,7 @@
                 <w:rFonts w:ascii="宋体" w:hAnsi="宋体" w:eastAsia="宋体"/>
                 <w:sz w:val="21"/>
               </w:rPr>
-              <w:t>`mock-data.js`</w:t>
+              <w:t>原型数据</w:t>
             </w:r>
           </w:p>
         </w:tc>
@@ -1691,7 +1691,7 @@
           <w:rFonts w:ascii="宋体" w:hAnsi="宋体" w:eastAsia="宋体"/>
           <w:sz w:val="21"/>
         </w:rPr>
-        <w:t>- 品牌运营人员已登录品牌网页端。 - `mock-data.js` 中已定义品牌账号（`brandAccounts`）、订单（`orders`）和商品（`products`）数据。</w:t>
+        <w:t>- 品牌运营人员已登录品牌网页端。 - `原型数据` 中已定义品牌账号（`brandAccounts`）、订单（`orders`）和商品（`products`）数据。</w:t>
       </w:r>
     </w:p>
     <w:p>
@@ -1754,7 +1754,7 @@
           <w:rFonts w:ascii="宋体" w:hAnsi="宋体" w:eastAsia="宋体"/>
           <w:sz w:val="21"/>
         </w:rPr>
-        <w:t>- 品牌订单的筛选逻辑：订单的服务名称包含品牌名称，或包含该品牌下的任意商品名称。 - 发货状态通过 `localStorage` 中读取的 shipment 数据与订单关联判断。  ---</w:t>
+        <w:t>- 品牌订单的筛选逻辑：订单的服务名称包含品牌名称，或包含该品牌下的任意商品名称。 - 发货状态通过 `浏览器本地缓存` 中读取的 shipment 数据与订单关联判断。  ---</w:t>
       </w:r>
     </w:p>
     <w:p>
@@ -1992,7 +1992,7 @@
           <w:rFonts w:ascii="宋体" w:hAnsi="宋体" w:eastAsia="宋体"/>
           <w:sz w:val="21"/>
         </w:rPr>
-        <w:t>- 跳转通过更新 `state.tab` 并调用 `render()` 重新渲染实现。  ---</w:t>
+        <w:t>- 跳转通过更新 `页面状态` 并调用 `render()` 重新渲染实现。  ---</w:t>
       </w:r>
     </w:p>
     <w:p>
@@ -2069,7 +2069,7 @@
           <w:rFonts w:ascii="宋体" w:hAnsi="宋体" w:eastAsia="宋体"/>
           <w:sz w:val="21"/>
         </w:rPr>
-        <w:t>- 页面顶部（指标卡片上方）展示反馈提示条（`provider-feedback`）。 - 提示条内容为 `state.feedback` 中的消息文本。 - 反馈消息在切换 tab 时自动清空。</w:t>
+        <w:t>- 页面顶部（指标卡片上方）展示反馈提示条（`provider-feedback`）。 - 提示条内容为 `页面状态` 中的消息文本。 - 反馈消息在切换 tab 时自动清空。</w:t>
       </w:r>
     </w:p>
     <w:p>
